--- a/docs/Immunity_Wars_Rulebook_v3_1.docx
+++ b/docs/Immunity_Wars_Rulebook_v3_1.docx
@@ -5564,7 +5564,7 @@
                 <w:sz w:val="18"/>
                 <w:szCs w:val="18"/>
               </w:rPr>
-              <w:t xml:space="preserve">Attack a hidden or infected target on its own space. </w:t>
+              <w:t xml:space="preserve">Attack a hidden or infected target within 1 step. </w:t>
             </w:r>
             <w:r>
               <w:rPr>
